--- a/week-8-rich-tasks/week-8-question-strengthening-practice.docx
+++ b/week-8-rich-tasks/week-8-question-strengthening-practice.docx
@@ -366,7 +366,7 @@
           <w:i w:val="0"/>
           <w:sz w:val="22"/>
         </w:rPr>
-        <w:t>Then: take these moves to your own question at the gallery walk — and to the NRICH shelf for your learner's mathematics.</w:t>
+        <w:t>Then: take these moves to your own question at the gallery walk — and to the NRICH shelf for your concept.</w:t>
       </w:r>
     </w:p>
     <w:p/>

--- a/week-8-rich-tasks/week-8-question-strengthening-practice.docx
+++ b/week-8-rich-tasks/week-8-question-strengthening-practice.docx
@@ -19,7 +19,7 @@
           <w:color w:val="6B7280"/>
           <w:sz w:val="21"/>
         </w:rPr>
-        <w:t>Week 8 · Tuesday · run the moves on these first-draft questions, together</w:t>
+        <w:t>Week 8 · Studio · run the moves on these first-draft questions, together</w:t>
       </w:r>
     </w:p>
     <w:p>
